--- a/Seminario de Sistemas/Kit docente/Clase 2/Guion Docente Clase 2 - Ciclos de vida del software.docx
+++ b/Seminario de Sistemas/Kit docente/Clase 2/Guion Docente Clase 2 - Ciclos de vida del software.docx
@@ -192,13 +192,16 @@
       </w:r>
     </w:p>
     <w:p>
+      <w:pPr>
+        <w:spacing w:before="200" w:after="60"/>
+      </w:pPr>
       <w:r>
         <w:rPr>
-          <w:b w:val="0"/>
-          <w:color w:val="4A4A49"/>
-          <w:sz w:val="22"/>
+          <w:b/>
+          <w:color w:val="1A1C1D"/>
+          <w:sz w:val="32"/>
         </w:rPr>
-        <w:t>Un ciclo de vida del software es el orden en que se recorren las etapas que van desde que alguien dice 'necesito un sistema' hasta que ese sistema se apaga definitivamente. Las etapas clasicas son cinco: requisitos, diseño, construccion, pruebas y mantenimiento. Lo importante no es memorizar los nombres sino entender que cada fase tiene tres cosas: una entrada (lo que recibe de la fase anterior), una salida tangible llamada artefacto (un documento, un diagrama, un programa) y un criterio para decir 'esto ya quedo'. Si una fase no produce un artefacto verificable, esa fase no existe, existe una conversacion. En VetCare la fase de requisitos no termina cuando el equipo 'ya entendio' el problema de Huellitas: termina cuando existe una lista numerada de requisitos funcionales y no funcionales que la clinica leyo y aprobo.</w:t>
+        <w:t>Apoyo por diapositiva</w:t>
       </w:r>
     </w:p>
     <w:p>
@@ -208,47 +211,126 @@
           <w:color w:val="4A4A49"/>
           <w:sz w:val="22"/>
         </w:rPr>
-        <w:t>Vale la pena decir con precision que produce cada fase, porque ahi se cae la mitad de los equipos. Requisitos responde la pregunta QUE debe hacer el sistema y produce la lista de RF y RNF, el glosario y las reglas de negocio. Diseño responde COMO se va a lograr y produce casos de uso, diagramas de clases, modelo de datos, wireframes y mockups. Construccion es escribir el codigo y produce el ejecutable. Pruebas verifica que lo construido corresponde a lo pedido y produce casos de prueba y evidencias. Mantenimiento arregla, ajusta y evoluciona el sistema ya en uso. En nuestro Proyecto Integrador esto se reparte: Seminario de Sistemas vive en requisitos y diseño (los planos), y Programacion II vive en construccion y pruebas (la obra). Por eso aqui nunca se califica codigo: se califica que los planos esten completos, coherentes y sean construibles.</w:t>
+        <w:t xml:space="preserve">Todo lo que hay que decir </w:t>
       </w:r>
-    </w:p>
-    <w:p>
+      <w:r>
+        <w:rPr>
+          <w:b/>
+          <w:color w:val="4A4A49"/>
+          <w:sz w:val="22"/>
+        </w:rPr>
+        <w:t>esta proyectado</w:t>
+      </w:r>
       <w:r>
         <w:rPr>
           <w:b w:val="0"/>
           <w:color w:val="4A4A49"/>
           <w:sz w:val="22"/>
         </w:rPr>
-        <w:t>La gran decision no es cuales fases hacer, sino cuantas veces recorrerlas y con cuanto sistema a la vez. Recorrerlas una sola vez y en orden significa cerrar requisitos de TODO VetCare, luego diseñar TODO VetCare, luego construir TODO. Recorrerlas en ciclos significa tomar un pedazo util del sistema y pasarlo por las cinco fases en una vuelta corta, y despues repetir con el siguiente pedazo. En VetCare la vuelta 1 podria ser solo la ficha del paciente (requisitos de la ficha, diseño de la ficha, mockup de la ficha, revision con la clinica); la vuelta 2, la historia clinica y la busqueda; la vuelta 3, los reportes y metricas. La diferencia practica es brutal: en el recorrido unico la clinica ve algo hasta el final y un malentendido de la semana 2 se descubre en la semana 15; en el recorrido en ciclos la clinica opina cada dos o tres semanas y el error se corrige cuando todavia es barato corregirlo.</w:t>
+        <w:t>. Esta seccion dice que subrayar en cada lamina, no repite su contenido.</w:t>
       </w:r>
     </w:p>
     <w:p>
+      <w:r>
+        <w:rPr>
+          <w:b/>
+          <w:color w:val="4A4A49"/>
+          <w:sz w:val="22"/>
+        </w:rPr>
+        <w:t>Un ciclo de vida del software es el orden en que se recorren las etapas...</w:t>
+      </w:r>
       <w:r>
         <w:rPr>
           <w:b w:val="0"/>
           <w:color w:val="4A4A49"/>
           <w:sz w:val="22"/>
         </w:rPr>
-        <w:t>Hay que separar dos palabras que los equipos usan como sinonimos y no lo son: proyecto y producto. Un proyecto es un esfuerzo temporal, con inicio, fin, alcance, presupuesto y responsables; se acaba y se cierra. Un producto es el sistema vivo, que la gente usa, que tiene versiones y que sigue existiendo cuando el proyecto ya se cerro. En VetCare el proyecto es 'entregar los planos y el prototipo de VetCare en este semestre'; el producto es el sistema que Huellitas usaria durante los proximos años, con su version 1.0, su 1.1 cuando pidan vacunacion a domicilio y su 2.0 cuando quieran facturacion electronica. Esta distincion tiene una consecuencia dura: la fase mas larga y mas costosa de la vida de un sistema no es construirlo, es mantenerlo, y por eso el diseño y la documentacion que hacemos aqui no son un tramite, son lo que permite que otro entienda el sistema dentro de dos años.</w:t>
+        <w:t xml:space="preserve"> — 5 vinetas.</w:t>
       </w:r>
     </w:p>
     <w:p>
+      <w:r>
+        <w:rPr>
+          <w:b/>
+          <w:color w:val="4A4A49"/>
+          <w:sz w:val="22"/>
+        </w:rPr>
+        <w:t>Vale la pena decir con precision que produce cada fase, porque ahi se...</w:t>
+      </w:r>
       <w:r>
         <w:rPr>
           <w:b w:val="0"/>
           <w:color w:val="4A4A49"/>
           <w:sz w:val="22"/>
         </w:rPr>
-        <w:t>Como se elige el recorrido? Con criterios, no con moda. Si los requisitos son estables, el contrato es cerrado y el sistema es critico, conviene un recorrido lineal con aprobaciones formales. Si el dominio es nuevo, el cliente descubre lo que quiere cuando lo ve, y hay margen para ajustar, conviene un recorrido en ciclos. En VetCare aplican los dos matices: los datos basicos de un paciente (nombre, especie, raza, propietario) son estables y se pueden cerrar temprano; el tablero de metricas es incierto porque la clinica nunca ha visto uno y va a cambiar de opinion apenas lo vea. Ademas, el ciclo elegido debe caber en la realidad del curso: el estudiante que solo cursa Seminario cierra con documento de diseño y prototipo navegable, y esa es una ruta completa, porque el ciclo de vida del software incluye fases donde no se escribe una sola linea de codigo y aun asi se produce valor.</w:t>
+        <w:t xml:space="preserve"> — 7 vinetas.</w:t>
       </w:r>
     </w:p>
     <w:p>
+      <w:pPr>
+        <w:pStyle w:val="ListBullet2"/>
+      </w:pPr>
       <w:r>
         <w:rPr>
           <w:b w:val="0"/>
           <w:color w:val="4A4A49"/>
           <w:sz w:val="22"/>
         </w:rPr>
-        <w:t>Error tipico del docente que no domina el tema: confundir ciclo de vida con metodologia y decir que 'cascada es malo y agil es bueno'. Ciclo de vida es el conjunto de fases; metodologia es la forma organizada de recorrerlas. Agil no elimina el analisis ni el diseño, los distribuye en vueltas cortas. El segundo error, mas fino, es llamar iterativo a algo que solo es incremental: si el equipo entrega el modulo de pacientes, luego el de citas y luego el de reportes, y nunca vuelve a tocar lo entregado, eso es incremental pero no iterativo; iterar es volver sobre lo mismo y mejorarlo tras la retroalimentacion del cliente. El tercer error es proyectar el diagrama de cascada con flechitas hacia atras y decir 'ven, es iterativo': esas flechas son retrabajo por errores detectados, no vueltas planificadas de mejora.</w:t>
+        <w:t>Vale la pena decir con precision que produce cada fase, porque ahi se cae la mitad de los equipos.</w:t>
+      </w:r>
+    </w:p>
+    <w:p>
+      <w:r>
+        <w:rPr>
+          <w:b/>
+          <w:color w:val="4A4A49"/>
+          <w:sz w:val="22"/>
+        </w:rPr>
+        <w:t>La gran decision no es cuales fases hacer, sino cuantas veces...</w:t>
+      </w:r>
+      <w:r>
+        <w:rPr>
+          <w:b w:val="0"/>
+          <w:color w:val="4A4A49"/>
+          <w:sz w:val="22"/>
+        </w:rPr>
+        <w:t xml:space="preserve"> — 6 vinetas.</w:t>
+      </w:r>
+    </w:p>
+    <w:p>
+      <w:r>
+        <w:rPr>
+          <w:b/>
+          <w:color w:val="4A4A49"/>
+          <w:sz w:val="22"/>
+        </w:rPr>
+        <w:t>Hay que separar dos palabras que los equipos usan como sinonimos y no...</w:t>
+      </w:r>
+      <w:r>
+        <w:rPr>
+          <w:b w:val="0"/>
+          <w:color w:val="4A4A49"/>
+          <w:sz w:val="22"/>
+        </w:rPr>
+        <w:t xml:space="preserve"> — 7 vinetas.</w:t>
+      </w:r>
+    </w:p>
+    <w:p>
+      <w:r>
+        <w:rPr>
+          <w:b/>
+          <w:color w:val="4A4A49"/>
+          <w:sz w:val="22"/>
+        </w:rPr>
+        <w:t>Como se elige el recorrido?</w:t>
+      </w:r>
+      <w:r>
+        <w:rPr>
+          <w:b w:val="0"/>
+          <w:color w:val="4A4A49"/>
+          <w:sz w:val="22"/>
+        </w:rPr>
+        <w:t xml:space="preserve"> — 7 vinetas.</w:t>
       </w:r>
     </w:p>
     <w:p>

--- a/Seminario de Sistemas/Kit docente/Clase 2/Guion Docente Clase 2 - Ciclos de vida del software.docx
+++ b/Seminario de Sistemas/Kit docente/Clase 2/Guion Docente Clase 2 - Ciclos de vida del software.docx
@@ -245,7 +245,33 @@
           <w:color w:val="4A4A49"/>
           <w:sz w:val="22"/>
         </w:rPr>
-        <w:t xml:space="preserve"> — 5 vinetas.</w:t>
+        <w:t xml:space="preserve"> — 3 vinetas.</w:t>
+      </w:r>
+    </w:p>
+    <w:p>
+      <w:pPr>
+        <w:pStyle w:val="ListBullet2"/>
+      </w:pPr>
+      <w:r>
+        <w:rPr>
+          <w:b w:val="0"/>
+          <w:color w:val="4A4A49"/>
+          <w:sz w:val="22"/>
+        </w:rPr>
+        <w:t>Lo importante no es memorizar los nombres sino entender que cada fase tiene tres cosas: una entrada (lo que recibe de la fase anterior), una salida tangible llamada artefacto (un documento, un diagrama, un programa) y un criterio para decir 'esto ya quedo'.</w:t>
+      </w:r>
+    </w:p>
+    <w:p>
+      <w:pPr>
+        <w:pStyle w:val="ListBullet2"/>
+      </w:pPr>
+      <w:r>
+        <w:rPr>
+          <w:b w:val="0"/>
+          <w:color w:val="4A4A49"/>
+          <w:sz w:val="22"/>
+        </w:rPr>
+        <w:t>Si una fase no produce un artefacto verificable, esa fase no existe, existe una conversacion.</w:t>
       </w:r>
     </w:p>
     <w:p>
@@ -263,7 +289,7 @@
           <w:color w:val="4A4A49"/>
           <w:sz w:val="22"/>
         </w:rPr>
-        <w:t xml:space="preserve"> — 7 vinetas.</w:t>
+        <w:t xml:space="preserve"> — 3 vinetas.</w:t>
       </w:r>
     </w:p>
     <w:p>
@@ -277,6 +303,58 @@
           <w:sz w:val="22"/>
         </w:rPr>
         <w:t>Vale la pena decir con precision que produce cada fase, porque ahi se cae la mitad de los equipos.</w:t>
+      </w:r>
+    </w:p>
+    <w:p>
+      <w:pPr>
+        <w:pStyle w:val="ListBullet2"/>
+      </w:pPr>
+      <w:r>
+        <w:rPr>
+          <w:b w:val="0"/>
+          <w:color w:val="4A4A49"/>
+          <w:sz w:val="22"/>
+        </w:rPr>
+        <w:t>Diseño responde COMO se va a lograr y produce casos de uso, diagramas de clases, modelo de datos, wireframes y mockups.</w:t>
+      </w:r>
+    </w:p>
+    <w:p>
+      <w:pPr>
+        <w:pStyle w:val="ListBullet2"/>
+      </w:pPr>
+      <w:r>
+        <w:rPr>
+          <w:b w:val="0"/>
+          <w:color w:val="4A4A49"/>
+          <w:sz w:val="22"/>
+        </w:rPr>
+        <w:t>Pruebas verifica que lo construido corresponde a lo pedido y produce casos de prueba y evidencias.</w:t>
+      </w:r>
+    </w:p>
+    <w:p>
+      <w:pPr>
+        <w:pStyle w:val="ListBullet2"/>
+      </w:pPr>
+      <w:r>
+        <w:rPr>
+          <w:b w:val="0"/>
+          <w:color w:val="4A4A49"/>
+          <w:sz w:val="22"/>
+        </w:rPr>
+        <w:t>Mantenimiento arregla, ajusta y evoluciona el sistema ya en uso.</w:t>
+      </w:r>
+    </w:p>
+    <w:p>
+      <w:pPr>
+        <w:pStyle w:val="ListBullet2"/>
+      </w:pPr>
+      <w:r>
+        <w:rPr>
+          <w:b w:val="0"/>
+          <w:color w:val="4A4A49"/>
+          <w:sz w:val="22"/>
+        </w:rPr>
+        <w:t>Por eso aqui nunca se califica codigo: se califica que los planos esten completos, coherentes y sean construibles.</w:t>
       </w:r>
     </w:p>
     <w:p>
@@ -294,7 +372,33 @@
           <w:color w:val="4A4A49"/>
           <w:sz w:val="22"/>
         </w:rPr>
-        <w:t xml:space="preserve"> — 6 vinetas.</w:t>
+        <w:t xml:space="preserve"> — 4 vinetas.</w:t>
+      </w:r>
+    </w:p>
+    <w:p>
+      <w:pPr>
+        <w:pStyle w:val="ListBullet2"/>
+      </w:pPr>
+      <w:r>
+        <w:rPr>
+          <w:b w:val="0"/>
+          <w:color w:val="4A4A49"/>
+          <w:sz w:val="22"/>
+        </w:rPr>
+        <w:t>Recorrerlas una sola vez y en orden significa cerrar requisitos de TODO VetCare, luego diseñar TODO VetCare, luego construir TODO.</w:t>
+      </w:r>
+    </w:p>
+    <w:p>
+      <w:pPr>
+        <w:pStyle w:val="ListBullet2"/>
+      </w:pPr>
+      <w:r>
+        <w:rPr>
+          <w:b w:val="0"/>
+          <w:color w:val="4A4A49"/>
+          <w:sz w:val="22"/>
+        </w:rPr>
+        <w:t>Recorrerlas en ciclos significa tomar un pedazo util del sistema y pasarlo por las cinco fases en una vuelta corta, y despues repetir con el siguiente pedazo.</w:t>
       </w:r>
     </w:p>
     <w:p>
@@ -304,7 +408,7 @@
           <w:color w:val="4A4A49"/>
           <w:sz w:val="22"/>
         </w:rPr>
-        <w:t>Hay que separar dos palabras que los equipos usan como sinonimos y no...</w:t>
+        <w:t>Hay que separar dos palabras que los equipos usan como sinonimos y no... (1/2)</w:t>
       </w:r>
       <w:r>
         <w:rPr>
@@ -312,7 +416,7 @@
           <w:color w:val="4A4A49"/>
           <w:sz w:val="22"/>
         </w:rPr>
-        <w:t xml:space="preserve"> — 7 vinetas.</w:t>
+        <w:t xml:space="preserve"> — 5 vinetas.</w:t>
       </w:r>
     </w:p>
     <w:p>
@@ -322,7 +426,7 @@
           <w:color w:val="4A4A49"/>
           <w:sz w:val="22"/>
         </w:rPr>
-        <w:t>Como se elige el recorrido?</w:t>
+        <w:t>Hay que separar dos palabras que los equipos usan como sinonimos y no... (2/2)</w:t>
       </w:r>
       <w:r>
         <w:rPr>
@@ -330,7 +434,69 @@
           <w:color w:val="4A4A49"/>
           <w:sz w:val="22"/>
         </w:rPr>
-        <w:t xml:space="preserve"> — 7 vinetas.</w:t>
+        <w:t xml:space="preserve"> — 2 vinetas.</w:t>
+      </w:r>
+    </w:p>
+    <w:p>
+      <w:r>
+        <w:rPr>
+          <w:b/>
+          <w:color w:val="4A4A49"/>
+          <w:sz w:val="22"/>
+        </w:rPr>
+        <w:t>Como se elige el recorrido? (1/2)</w:t>
+      </w:r>
+      <w:r>
+        <w:rPr>
+          <w:b w:val="0"/>
+          <w:color w:val="4A4A49"/>
+          <w:sz w:val="22"/>
+        </w:rPr>
+        <w:t xml:space="preserve"> — 3 vinetas.</w:t>
+      </w:r>
+    </w:p>
+    <w:p>
+      <w:pPr>
+        <w:pStyle w:val="ListBullet2"/>
+      </w:pPr>
+      <w:r>
+        <w:rPr>
+          <w:b w:val="0"/>
+          <w:color w:val="4A4A49"/>
+          <w:sz w:val="22"/>
+        </w:rPr>
+        <w:t>Como se elige el recorrido?</w:t>
+      </w:r>
+    </w:p>
+    <w:p>
+      <w:pPr>
+        <w:pStyle w:val="ListBullet2"/>
+      </w:pPr>
+      <w:r>
+        <w:rPr>
+          <w:b w:val="0"/>
+          <w:color w:val="4A4A49"/>
+          <w:sz w:val="22"/>
+        </w:rPr>
+        <w:t>Con criterios, no con moda.</w:t>
+      </w:r>
+    </w:p>
+    <w:p>
+      <w:r>
+        <w:rPr>
+          <w:b/>
+          <w:color w:val="4A4A49"/>
+          <w:sz w:val="22"/>
+        </w:rPr>
+        <w:t>Como se elige el recorrido? (2/2)</w:t>
+      </w:r>
+      <w:r>
+        <w:rPr>
+          <w:b w:val="0"/>
+          <w:color w:val="4A4A49"/>
+          <w:sz w:val="22"/>
+        </w:rPr>
+        <w:t xml:space="preserve"> — 2 vinetas.</w:t>
       </w:r>
     </w:p>
     <w:p>

--- a/Seminario de Sistemas/Kit docente/Clase 2/Guion Docente Clase 2 - Ciclos de vida del software.docx
+++ b/Seminario de Sistemas/Kit docente/Clase 2/Guion Docente Clase 2 - Ciclos de vida del software.docx
@@ -497,6 +497,42 @@
           <w:sz w:val="22"/>
         </w:rPr>
         <w:t xml:space="preserve"> — 2 vinetas.</w:t>
+      </w:r>
+    </w:p>
+    <w:p>
+      <w:r>
+        <w:rPr>
+          <w:b/>
+          <w:color w:val="4A4A49"/>
+          <w:sz w:val="22"/>
+        </w:rPr>
+        <w:t>El recorrido lineal del ciclo de vida</w:t>
+      </w:r>
+      <w:r>
+        <w:rPr>
+          <w:b w:val="0"/>
+          <w:color w:val="4A4A49"/>
+          <w:sz w:val="22"/>
+        </w:rPr>
+        <w:t xml:space="preserve"> — 6 vinetas.</w:t>
+      </w:r>
+    </w:p>
+    <w:p>
+      <w:r>
+        <w:rPr>
+          <w:b/>
+          <w:color w:val="4A4A49"/>
+          <w:sz w:val="22"/>
+        </w:rPr>
+        <w:t>El mismo ciclo en tres vueltas</w:t>
+      </w:r>
+      <w:r>
+        <w:rPr>
+          <w:b w:val="0"/>
+          <w:color w:val="4A4A49"/>
+          <w:sz w:val="22"/>
+        </w:rPr>
+        <w:t xml:space="preserve"> — 15 vinetas.</w:t>
       </w:r>
     </w:p>
     <w:p>

--- a/Seminario de Sistemas/Kit docente/Clase 2/Guion Docente Clase 2 - Ciclos de vida del software.docx
+++ b/Seminario de Sistemas/Kit docente/Clase 2/Guion Docente Clase 2 - Ciclos de vida del software.docx
@@ -80,7 +80,7 @@
           <w:color w:val="4A4A49"/>
           <w:sz w:val="22"/>
         </w:rPr>
-        <w:t>Hoy avanzamos el PI en:</w:t>
+        <w:t>Avance del PI (si se hace la practica):</w:t>
       </w:r>
       <w:r>
         <w:rPr>
@@ -101,7 +101,7 @@
           <w:color w:val="4A4A49"/>
           <w:sz w:val="22"/>
         </w:rPr>
-        <w:t>Entregable de hoy:</w:t>
+        <w:t>Practica (opcional):</w:t>
       </w:r>
       <w:r>
         <w:rPr>
@@ -109,7 +109,24 @@
           <w:color w:val="4A4A49"/>
           <w:sz w:val="22"/>
         </w:rPr>
-        <w:t xml:space="preserve"> Un documento de una pagina en Google Docs con la tabla Fase / Pregunta que responde / Artefacto de VetCare / Quien lo aprueba, mas dos diagramas en draw.io (recorrido lineal y recorrido en tres vueltas) exportados a PDF y subidos a ExamLab.</w:t>
+        <w:t xml:space="preserve"> </w:t>
+      </w:r>
+      <w:r>
+        <w:rPr>
+          <w:rFonts w:ascii="Consolas" w:hAnsi="Consolas"/>
+          <w:b w:val="0"/>
+          <w:color w:val="111111"/>
+          <w:sz w:val="21"/>
+        </w:rPr>
+        <w:t>Clases/Clase 2 - Ciclos de vida del software/Taller PI - Clase 2 - VetCare.docx</w:t>
+      </w:r>
+      <w:r>
+        <w:rPr>
+          <w:b w:val="0"/>
+          <w:color w:val="4A4A49"/>
+          <w:sz w:val="22"/>
+        </w:rPr>
+        <w:t xml:space="preserve"> — no esta en el deck</w:t>
       </w:r>
     </w:p>
     <w:p>
@@ -594,17 +611,7 @@
           <w:color w:val="4A4A49"/>
           <w:sz w:val="22"/>
         </w:rPr>
-        <w:t xml:space="preserve"> «Hoy avanzamos VetCare en: Queda listo el mapa de fases de VetCare con el artefacto concreto que produce cada fase y la marca de en cual esta parado el equipo hoy. La teoria es corta; el peso esta en</w:t>
-      </w:r>
-    </w:p>
-    <w:p>
-      <w:r>
-        <w:rPr>
-          <w:b w:val="0"/>
-          <w:color w:val="4A4A49"/>
-          <w:sz w:val="22"/>
-        </w:rPr>
-        <w:t>el taller del proyecto.»</w:t>
+        <w:t xml:space="preserve"> «Hoy el tema es: Ciclos de vida del software. Todo lo que vamos a ver esta en las laminas.»</w:t>
       </w:r>
     </w:p>
     <w:p>
@@ -637,7 +644,7 @@
           <w:color w:val="4A4A49"/>
           <w:sz w:val="22"/>
         </w:rPr>
-        <w:t>Cubrir el fundamento de arriba apoyandose en la slide «Teoria Core» y en la de codigo</w:t>
+        <w:t>Cubrir el fundamento de arriba apoyandose en las laminas de teoria (una por concepto)</w:t>
       </w:r>
     </w:p>
     <w:p>
@@ -647,7 +654,7 @@
           <w:color w:val="4A4A49"/>
           <w:sz w:val="22"/>
         </w:rPr>
-        <w:t>proyectable. Cada 8-10 min, amarrar al producto: «esto es lo que van a dejar hoy en VetCare».</w:t>
+        <w:t>y en las de codigo proyectable. Cada 8-10 min, amarrar al producto: «esto es lo que van a dejar hoy en VetCare».</w:t>
       </w:r>
     </w:p>
     <w:p>
@@ -732,7 +739,46 @@
           <w:color w:val="1A1C1D"/>
           <w:sz w:val="32"/>
         </w:rPr>
-        <w:t>60-105 · Taller guiado = avance del PI</w:t>
+        <w:t>60-105 · Practica guiada (OPCIONAL) = avance del PI</w:t>
+      </w:r>
+    </w:p>
+    <w:p>
+      <w:r>
+        <w:rPr>
+          <w:b w:val="0"/>
+          <w:color w:val="4A4A49"/>
+          <w:sz w:val="22"/>
+        </w:rPr>
+        <w:t>No hay laminas para esta franja: la guia es el archivo</w:t>
+      </w:r>
+    </w:p>
+    <w:p>
+      <w:r>
+        <w:rPr>
+          <w:rFonts w:ascii="Consolas" w:hAnsi="Consolas"/>
+          <w:b w:val="0"/>
+          <w:color w:val="111111"/>
+          <w:sz w:val="21"/>
+        </w:rPr>
+        <w:t>Clases/Clase 2 - Ciclos de vida del software/Taller PI - Clase 2 - VetCare.docx</w:t>
+      </w:r>
+      <w:r>
+        <w:rPr>
+          <w:b w:val="0"/>
+          <w:color w:val="4A4A49"/>
+          <w:sz w:val="22"/>
+        </w:rPr>
+        <w:t xml:space="preserve"> (compartirlo, no proyectarlo).</w:t>
+      </w:r>
+    </w:p>
+    <w:p>
+      <w:r>
+        <w:rPr>
+          <w:b w:val="0"/>
+          <w:color w:val="4A4A49"/>
+          <w:sz w:val="22"/>
+        </w:rPr>
+        <w:t>Si hoy no se hace, usar el tiempo para profundizar la teoria y la demo.</w:t>
       </w:r>
     </w:p>
     <w:p>
@@ -742,7 +788,7 @@
           <w:color w:val="4A4A49"/>
           <w:sz w:val="22"/>
         </w:rPr>
-        <w:t>Decir:</w:t>
+        <w:t>Decir (si se hace):</w:t>
       </w:r>
       <w:r>
         <w:rPr>
@@ -858,7 +904,7 @@
           <w:color w:val="1A1C1D"/>
           <w:sz w:val="32"/>
         </w:rPr>
-        <w:t>105-120 · Criterios de exito y cierre</w:t>
+        <w:t>105-120 · Sintesis y cierre</w:t>
       </w:r>
     </w:p>
     <w:p>
@@ -868,7 +914,7 @@
           <w:color w:val="4A4A49"/>
           <w:sz w:val="22"/>
         </w:rPr>
-        <w:t>Repasar el checklist de la slide de criterios.</w:t>
+        <w:t>Si hubo practica, repasar los criterios de exito del archivo del taller (no estan en el deck).</w:t>
       </w:r>
     </w:p>
     <w:p>
@@ -923,7 +969,7 @@
           <w:color w:val="4A4A49"/>
           <w:sz w:val="22"/>
         </w:rPr>
-        <w:t>Decir:</w:t>
+        <w:t>Decir (si hubo practica):</w:t>
       </w:r>
       <w:r>
         <w:rPr>

--- a/Seminario de Sistemas/Kit docente/Clase 2/Guion Docente Clase 2 - Ciclos de vida del software.docx
+++ b/Seminario de Sistemas/Kit docente/Clase 2/Guion Docente Clase 2 - Ciclos de vida del software.docx
@@ -371,7 +371,7 @@
           <w:color w:val="4A4A49"/>
           <w:sz w:val="22"/>
         </w:rPr>
-        <w:t>Por eso aqui nunca se califica codigo: se califica que los planos esten completos, coherentes y sean construibles.</w:t>
+        <w:t>Por eso aqui nunca se revisa codigo: se revisa que los planos esten completos, coherentes y sean construibles.</w:t>
       </w:r>
     </w:p>
     <w:p>
@@ -402,7 +402,7 @@
           <w:color w:val="4A4A49"/>
           <w:sz w:val="22"/>
         </w:rPr>
-        <w:t>Recorrerlas una sola vez y en orden significa cerrar requisitos de TODO VetCare, luego diseñar TODO VetCare, luego construir TODO.</w:t>
+        <w:t>Recorrerlas una sola vez y en orden significa cerrar requisitos de TODO el sistema de la clinica, luego diseñar TODO el sistema de la clinica, luego construir TODO.</w:t>
       </w:r>
     </w:p>
     <w:p>
@@ -513,7 +513,7 @@
           <w:color w:val="4A4A49"/>
           <w:sz w:val="22"/>
         </w:rPr>
-        <w:t xml:space="preserve"> — 2 vinetas.</w:t>
+        <w:t xml:space="preserve"> — 3 vinetas.</w:t>
       </w:r>
     </w:p>
     <w:p>

--- a/Seminario de Sistemas/Kit docente/Clase 2/Guion Docente Clase 2 - Ciclos de vida del software.docx
+++ b/Seminario de Sistemas/Kit docente/Clase 2/Guion Docente Clase 2 - Ciclos de vida del software.docx
@@ -402,7 +402,7 @@
           <w:color w:val="4A4A49"/>
           <w:sz w:val="22"/>
         </w:rPr>
-        <w:t>Recorrerlas una sola vez y en orden significa cerrar requisitos de TODO el sistema de la clinica, luego diseñar TODO el sistema de la clinica, luego construir TODO.</w:t>
+        <w:t>Recorrerlas una sola vez y en orden significa cerrar requisitos de TODO el sistema, luego diseñar TODO el sistema, luego construir TODO.</w:t>
       </w:r>
     </w:p>
     <w:p>
@@ -433,7 +433,7 @@
           <w:color w:val="4A4A49"/>
           <w:sz w:val="22"/>
         </w:rPr>
-        <w:t xml:space="preserve"> — 5 vinetas.</w:t>
+        <w:t xml:space="preserve"> — 6 vinetas.</w:t>
       </w:r>
     </w:p>
     <w:p>
@@ -451,7 +451,7 @@
           <w:color w:val="4A4A49"/>
           <w:sz w:val="22"/>
         </w:rPr>
-        <w:t xml:space="preserve"> — 2 vinetas.</w:t>
+        <w:t xml:space="preserve"> — 4 vinetas.</w:t>
       </w:r>
     </w:p>
     <w:p>
@@ -469,7 +469,7 @@
           <w:color w:val="4A4A49"/>
           <w:sz w:val="22"/>
         </w:rPr>
-        <w:t xml:space="preserve"> — 3 vinetas.</w:t>
+        <w:t xml:space="preserve"> — 5 vinetas.</w:t>
       </w:r>
     </w:p>
     <w:p>
@@ -496,6 +496,19 @@
           <w:sz w:val="22"/>
         </w:rPr>
         <w:t>Con criterios, no con moda.</w:t>
+      </w:r>
+    </w:p>
+    <w:p>
+      <w:pPr>
+        <w:pStyle w:val="ListBullet2"/>
+      </w:pPr>
+      <w:r>
+        <w:rPr>
+          <w:b w:val="0"/>
+          <w:color w:val="4A4A49"/>
+          <w:sz w:val="22"/>
+        </w:rPr>
+        <w:t>En la clinica, un recorrido en ciclos permitiria mostrar primero la ficha del paciente y ajustar la agenda despues de escuchar a la recepcionista.</w:t>
       </w:r>
     </w:p>
     <w:p>

--- a/Seminario de Sistemas/Kit docente/Clase 2/Guion Docente Clase 2 - Ciclos de vida del software.docx
+++ b/Seminario de Sistemas/Kit docente/Clase 2/Guion Docente Clase 2 - Ciclos de vida del software.docx
@@ -254,7 +254,7 @@
           <w:color w:val="4A4A49"/>
           <w:sz w:val="22"/>
         </w:rPr>
-        <w:t>Un ciclo de vida del software es el orden en que se recorren las etapas...</w:t>
+        <w:t>[Slide 4] Qué es un ciclo de vida</w:t>
       </w:r>
       <w:r>
         <w:rPr>
@@ -262,7 +262,72 @@
           <w:color w:val="4A4A49"/>
           <w:sz w:val="22"/>
         </w:rPr>
-        <w:t xml:space="preserve"> — 3 vinetas.</w:t>
+        <w:t xml:space="preserve"> — 4 vinetas.</w:t>
+      </w:r>
+    </w:p>
+    <w:p>
+      <w:pPr>
+        <w:pStyle w:val="ListBullet2"/>
+      </w:pPr>
+      <w:r>
+        <w:rPr>
+          <w:b w:val="0"/>
+          <w:color w:val="4A4A49"/>
+          <w:sz w:val="22"/>
+        </w:rPr>
+        <w:t>DESARROLLO (para explicarlo, no se proyecta):</w:t>
+      </w:r>
+    </w:p>
+    <w:p>
+      <w:pPr>
+        <w:pStyle w:val="ListBullet2"/>
+      </w:pPr>
+      <w:r>
+        <w:rPr>
+          <w:b w:val="0"/>
+          <w:color w:val="4A4A49"/>
+          <w:sz w:val="22"/>
+        </w:rPr>
+        <w:t>Un ciclo de vida del software es el orden en que se recorren las etapas que van desde que alguien dice 'necesito un sistema' hasta que ese sistema se apaga definitivamente.</w:t>
+      </w:r>
+    </w:p>
+    <w:p>
+      <w:pPr>
+        <w:pStyle w:val="ListBullet2"/>
+      </w:pPr>
+      <w:r>
+        <w:rPr>
+          <w:b w:val="0"/>
+          <w:color w:val="4A4A49"/>
+          <w:sz w:val="22"/>
+        </w:rPr>
+        <w:t>Las etapas clasicas son cinco: requisitos, diseño, construccion, pruebas y mantenimiento.</w:t>
+      </w:r>
+    </w:p>
+    <w:p>
+      <w:pPr>
+        <w:pStyle w:val="ListBullet2"/>
+      </w:pPr>
+      <w:r>
+        <w:rPr>
+          <w:b w:val="0"/>
+          <w:color w:val="4A4A49"/>
+          <w:sz w:val="22"/>
+        </w:rPr>
+        <w:t>En la clinica la fase de requisitos no termina cuando el equipo 'ya entendio' el problema de la clinica: termina cuando existe una lista numerada de requisitos funcionales y no funcionales que la clinica leyo y aprobo.</w:t>
+      </w:r>
+    </w:p>
+    <w:p>
+      <w:pPr>
+        <w:pStyle w:val="ListBullet2"/>
+      </w:pPr>
+      <w:r>
+        <w:rPr>
+          <w:b w:val="0"/>
+          <w:color w:val="4A4A49"/>
+          <w:sz w:val="22"/>
+        </w:rPr>
+        <w:t>NOTAS:</w:t>
       </w:r>
     </w:p>
     <w:p>
@@ -298,7 +363,7 @@
           <w:color w:val="4A4A49"/>
           <w:sz w:val="22"/>
         </w:rPr>
-        <w:t>Vale la pena decir con precision que produce cada fase, porque ahi se...</w:t>
+        <w:t>[Slide 5] El recorrido lineal del ciclo de vida</w:t>
       </w:r>
       <w:r>
         <w:rPr>
@@ -306,7 +371,108 @@
           <w:color w:val="4A4A49"/>
           <w:sz w:val="22"/>
         </w:rPr>
-        <w:t xml:space="preserve"> — 3 vinetas.</w:t>
+        <w:t xml:space="preserve"> — 6 vinetas.</w:t>
+      </w:r>
+    </w:p>
+    <w:p>
+      <w:r>
+        <w:rPr>
+          <w:b/>
+          <w:color w:val="4A4A49"/>
+          <w:sz w:val="22"/>
+        </w:rPr>
+        <w:t>[Slide 6] El ciclo de vida en Mermaid: mismas cajas, dos recorridos</w:t>
+      </w:r>
+      <w:r>
+        <w:rPr>
+          <w:b w:val="0"/>
+          <w:color w:val="4A4A49"/>
+          <w:sz w:val="22"/>
+        </w:rPr>
+        <w:t xml:space="preserve"> — 12 vinetas.</w:t>
+      </w:r>
+    </w:p>
+    <w:p>
+      <w:r>
+        <w:rPr>
+          <w:b/>
+          <w:color w:val="4A4A49"/>
+          <w:sz w:val="22"/>
+        </w:rPr>
+        <w:t>[Slide 7] Qué produce cada fase</w:t>
+      </w:r>
+      <w:r>
+        <w:rPr>
+          <w:b w:val="0"/>
+          <w:color w:val="4A4A49"/>
+          <w:sz w:val="22"/>
+        </w:rPr>
+        <w:t xml:space="preserve"> — 4 vinetas.</w:t>
+      </w:r>
+    </w:p>
+    <w:p>
+      <w:pPr>
+        <w:pStyle w:val="ListBullet2"/>
+      </w:pPr>
+      <w:r>
+        <w:rPr>
+          <w:b w:val="0"/>
+          <w:color w:val="4A4A49"/>
+          <w:sz w:val="22"/>
+        </w:rPr>
+        <w:t>DESARROLLO (para explicarlo, no se proyecta):</w:t>
+      </w:r>
+    </w:p>
+    <w:p>
+      <w:pPr>
+        <w:pStyle w:val="ListBullet2"/>
+      </w:pPr>
+      <w:r>
+        <w:rPr>
+          <w:b w:val="0"/>
+          <w:color w:val="4A4A49"/>
+          <w:sz w:val="22"/>
+        </w:rPr>
+        <w:t>Requisitos responde la pregunta QUE debe hacer el sistema y produce la lista de RF y RNF, el glosario y las reglas de negocio.</w:t>
+      </w:r>
+    </w:p>
+    <w:p>
+      <w:pPr>
+        <w:pStyle w:val="ListBullet2"/>
+      </w:pPr>
+      <w:r>
+        <w:rPr>
+          <w:b w:val="0"/>
+          <w:color w:val="4A4A49"/>
+          <w:sz w:val="22"/>
+        </w:rPr>
+        <w:t>Construccion es escribir el codigo y produce el ejecutable.</w:t>
+      </w:r>
+    </w:p>
+    <w:p>
+      <w:pPr>
+        <w:pStyle w:val="ListBullet2"/>
+      </w:pPr>
+      <w:r>
+        <w:rPr>
+          <w:b w:val="0"/>
+          <w:color w:val="4A4A49"/>
+          <w:sz w:val="22"/>
+        </w:rPr>
+        <w:t>En un proyecto de software esto se reparte: Seminario de Sistemas vive en requisitos y diseño (los planos), y Programacion II vive en construccion y pruebas (la obra).</w:t>
+      </w:r>
+    </w:p>
+    <w:p>
+      <w:pPr>
+        <w:pStyle w:val="ListBullet2"/>
+      </w:pPr>
+      <w:r>
+        <w:rPr>
+          <w:b w:val="0"/>
+          <w:color w:val="4A4A49"/>
+          <w:sz w:val="22"/>
+        </w:rPr>
+        <w:t>NOTAS:</w:t>
       </w:r>
     </w:p>
     <w:p>
@@ -381,7 +547,7 @@
           <w:color w:val="4A4A49"/>
           <w:sz w:val="22"/>
         </w:rPr>
-        <w:t>La gran decision no es cuales fases hacer, sino cuantas veces...</w:t>
+        <w:t>[Slide 8] Una vuelta o varias vueltas</w:t>
       </w:r>
       <w:r>
         <w:rPr>
@@ -390,6 +556,84 @@
           <w:sz w:val="22"/>
         </w:rPr>
         <w:t xml:space="preserve"> — 4 vinetas.</w:t>
+      </w:r>
+    </w:p>
+    <w:p>
+      <w:pPr>
+        <w:pStyle w:val="ListBullet2"/>
+      </w:pPr>
+      <w:r>
+        <w:rPr>
+          <w:b w:val="0"/>
+          <w:color w:val="4A4A49"/>
+          <w:sz w:val="22"/>
+        </w:rPr>
+        <w:t>DESARROLLO (para explicarlo, no se proyecta):</w:t>
+      </w:r>
+    </w:p>
+    <w:p>
+      <w:pPr>
+        <w:pStyle w:val="ListBullet2"/>
+      </w:pPr>
+      <w:r>
+        <w:rPr>
+          <w:b w:val="0"/>
+          <w:color w:val="4A4A49"/>
+          <w:sz w:val="22"/>
+        </w:rPr>
+        <w:t>La gran decision no es cuales fases hacer, sino cuantas veces recorrerlas y con cuanto sistema a la vez.</w:t>
+      </w:r>
+    </w:p>
+    <w:p>
+      <w:pPr>
+        <w:pStyle w:val="ListBullet2"/>
+      </w:pPr>
+      <w:r>
+        <w:rPr>
+          <w:b w:val="0"/>
+          <w:color w:val="4A4A49"/>
+          <w:sz w:val="22"/>
+        </w:rPr>
+        <w:t>En la clinica la vuelta 1 podria ser solo la ficha del paciente (requisitos de la ficha, diseño de la ficha, mockup de la ficha, revision con la clinica); la vuelta 2, la historia clinica y la busqueda; la vuelta 3, los reportes y metricas.</w:t>
+      </w:r>
+    </w:p>
+    <w:p>
+      <w:pPr>
+        <w:pStyle w:val="ListBullet2"/>
+      </w:pPr>
+      <w:r>
+        <w:rPr>
+          <w:b w:val="0"/>
+          <w:color w:val="4A4A49"/>
+          <w:sz w:val="22"/>
+        </w:rPr>
+        <w:t>La diferencia practica es brutal: en el recorrido unico la clinica ve algo hasta el final y un malentendido de la semana 2 se descubre en la semana 15</w:t>
+      </w:r>
+    </w:p>
+    <w:p>
+      <w:pPr>
+        <w:pStyle w:val="ListBullet2"/>
+      </w:pPr>
+      <w:r>
+        <w:rPr>
+          <w:b w:val="0"/>
+          <w:color w:val="4A4A49"/>
+          <w:sz w:val="22"/>
+        </w:rPr>
+        <w:t>En el recorrido en ciclos la clinica opina cada dos o tres semanas y el error se corrige cuando todavia es barato corregirlo.</w:t>
+      </w:r>
+    </w:p>
+    <w:p>
+      <w:pPr>
+        <w:pStyle w:val="ListBullet2"/>
+      </w:pPr>
+      <w:r>
+        <w:rPr>
+          <w:b w:val="0"/>
+          <w:color w:val="4A4A49"/>
+          <w:sz w:val="22"/>
+        </w:rPr>
+        <w:t>NOTAS:</w:t>
       </w:r>
     </w:p>
     <w:p>
@@ -425,7 +669,7 @@
           <w:color w:val="4A4A49"/>
           <w:sz w:val="22"/>
         </w:rPr>
-        <w:t>Hay que separar dos palabras que los equipos usan como sinonimos y no... (1/2)</w:t>
+        <w:t>[Slide 9] El mismo ciclo en tres vueltas</w:t>
       </w:r>
       <w:r>
         <w:rPr>
@@ -433,7 +677,7 @@
           <w:color w:val="4A4A49"/>
           <w:sz w:val="22"/>
         </w:rPr>
-        <w:t xml:space="preserve"> — 6 vinetas.</w:t>
+        <w:t xml:space="preserve"> — 15 vinetas.</w:t>
       </w:r>
     </w:p>
     <w:p>
@@ -443,7 +687,7 @@
           <w:color w:val="4A4A49"/>
           <w:sz w:val="22"/>
         </w:rPr>
-        <w:t>Hay que separar dos palabras que los equipos usan como sinonimos y no... (2/2)</w:t>
+        <w:t>[Slide 10] Proyecto, producto y la segunda vida del sistema</w:t>
       </w:r>
       <w:r>
         <w:rPr>
@@ -455,13 +699,156 @@
       </w:r>
     </w:p>
     <w:p>
+      <w:pPr>
+        <w:pStyle w:val="ListBullet2"/>
+      </w:pPr>
+      <w:r>
+        <w:rPr>
+          <w:b w:val="0"/>
+          <w:color w:val="4A4A49"/>
+          <w:sz w:val="22"/>
+        </w:rPr>
+        <w:t>DESARROLLO (para explicarlo, no se proyecta):</w:t>
+      </w:r>
+    </w:p>
+    <w:p>
+      <w:pPr>
+        <w:pStyle w:val="ListBullet2"/>
+      </w:pPr>
+      <w:r>
+        <w:rPr>
+          <w:b w:val="0"/>
+          <w:color w:val="4A4A49"/>
+          <w:sz w:val="22"/>
+        </w:rPr>
+        <w:t>Hay que separar dos palabras que los equipos usan como sinonimos y no lo son: proyecto y producto.</w:t>
+      </w:r>
+    </w:p>
+    <w:p>
+      <w:pPr>
+        <w:pStyle w:val="ListBullet2"/>
+      </w:pPr>
+      <w:r>
+        <w:rPr>
+          <w:b w:val="0"/>
+          <w:color w:val="4A4A49"/>
+          <w:sz w:val="22"/>
+        </w:rPr>
+        <w:t>Un proyecto es un esfuerzo temporal, con inicio, fin, alcance, presupuesto y responsables; se acaba y se cierra.</w:t>
+      </w:r>
+    </w:p>
+    <w:p>
+      <w:pPr>
+        <w:pStyle w:val="ListBullet2"/>
+      </w:pPr>
+      <w:r>
+        <w:rPr>
+          <w:b w:val="0"/>
+          <w:color w:val="4A4A49"/>
+          <w:sz w:val="22"/>
+        </w:rPr>
+        <w:t>Un producto es el sistema vivo, que la gente usa, que tiene versiones y que sigue existiendo cuando el proyecto ya se cerro.</w:t>
+      </w:r>
+    </w:p>
+    <w:p>
+      <w:pPr>
+        <w:pStyle w:val="ListBullet2"/>
+      </w:pPr>
+      <w:r>
+        <w:rPr>
+          <w:b w:val="0"/>
+          <w:color w:val="4A4A49"/>
+          <w:sz w:val="22"/>
+        </w:rPr>
+        <w:t>En la clinica el proyecto es 'entregar los planos y el prototipo del sistema en este semestre'</w:t>
+      </w:r>
+    </w:p>
+    <w:p>
+      <w:pPr>
+        <w:pStyle w:val="ListBullet2"/>
+      </w:pPr>
+      <w:r>
+        <w:rPr>
+          <w:b w:val="0"/>
+          <w:color w:val="4A4A49"/>
+          <w:sz w:val="22"/>
+        </w:rPr>
+        <w:t>El producto es el sistema que la clinica usaria durante los proximos años, con su version 1.0, su 1.1 cuando pidan vacunacion a domicilio y su 2.0 cuando quieran facturacion electronica.</w:t>
+      </w:r>
+    </w:p>
+    <w:p>
+      <w:pPr>
+        <w:pStyle w:val="ListBullet2"/>
+      </w:pPr>
+      <w:r>
+        <w:rPr>
+          <w:b w:val="0"/>
+          <w:color w:val="4A4A49"/>
+          <w:sz w:val="22"/>
+        </w:rPr>
+        <w:t>Esta distincion tiene una consecuencia dura: la fase mas larga y mas costosa de la vida de un sistema no es construirlo, es mantenerlo</w:t>
+      </w:r>
+    </w:p>
+    <w:p>
+      <w:pPr>
+        <w:pStyle w:val="ListBullet2"/>
+      </w:pPr>
+      <w:r>
+        <w:rPr>
+          <w:b w:val="0"/>
+          <w:color w:val="4A4A49"/>
+          <w:sz w:val="22"/>
+        </w:rPr>
+        <w:t>Y por eso el diseño y la documentacion que hacemos aqui no son un tramite, son lo que permite que otro entienda el sistema dentro de dos años.</w:t>
+      </w:r>
+    </w:p>
+    <w:p>
+      <w:pPr>
+        <w:pStyle w:val="ListBullet2"/>
+      </w:pPr>
+      <w:r>
+        <w:rPr>
+          <w:b w:val="0"/>
+          <w:color w:val="4A4A49"/>
+          <w:sz w:val="22"/>
+        </w:rPr>
+        <w:t>En la industria se estima que el mantenimiento se lleva entre el 60 y el 80 por ciento del costo total de un sistema a lo largo de su vida.</w:t>
+      </w:r>
+    </w:p>
+    <w:p>
+      <w:pPr>
+        <w:pStyle w:val="ListBullet2"/>
+      </w:pPr>
+      <w:r>
+        <w:rPr>
+          <w:b w:val="0"/>
+          <w:color w:val="4A4A49"/>
+          <w:sz w:val="22"/>
+        </w:rPr>
+        <w:t>En la clinica, agregar dentro de un año los recordatorios de vacunas es mantenimiento: quien lo haga necesitara saber como se relacionan mascota, dueño y cita sin leer todo el codigo.</w:t>
+      </w:r>
+    </w:p>
+    <w:p>
+      <w:pPr>
+        <w:pStyle w:val="ListBullet2"/>
+      </w:pPr>
+      <w:r>
+        <w:rPr>
+          <w:b w:val="0"/>
+          <w:color w:val="4A4A49"/>
+          <w:sz w:val="22"/>
+        </w:rPr>
+        <w:t>El error comun es dar el proyecto por cerrado cuando se entrega la version 1.0 y no dejar escrito nada para esa segunda vida del producto.</w:t>
+      </w:r>
+    </w:p>
+    <w:p>
       <w:r>
         <w:rPr>
           <w:b/>
           <w:color w:val="4A4A49"/>
           <w:sz w:val="22"/>
         </w:rPr>
-        <w:t>Como se elige el recorrido? (1/2)</w:t>
+        <w:t>[Slide 11] Cómo se elige el recorrido</w:t>
       </w:r>
       <w:r>
         <w:rPr>
@@ -469,7 +856,137 @@
           <w:color w:val="4A4A49"/>
           <w:sz w:val="22"/>
         </w:rPr>
-        <w:t xml:space="preserve"> — 5 vinetas.</w:t>
+        <w:t xml:space="preserve"> — 4 vinetas.</w:t>
+      </w:r>
+    </w:p>
+    <w:p>
+      <w:pPr>
+        <w:pStyle w:val="ListBullet2"/>
+      </w:pPr>
+      <w:r>
+        <w:rPr>
+          <w:b w:val="0"/>
+          <w:color w:val="4A4A49"/>
+          <w:sz w:val="22"/>
+        </w:rPr>
+        <w:t>DESARROLLO (para explicarlo, no se proyecta):</w:t>
+      </w:r>
+    </w:p>
+    <w:p>
+      <w:pPr>
+        <w:pStyle w:val="ListBullet2"/>
+      </w:pPr>
+      <w:r>
+        <w:rPr>
+          <w:b w:val="0"/>
+          <w:color w:val="4A4A49"/>
+          <w:sz w:val="22"/>
+        </w:rPr>
+        <w:t>Si los requisitos son estables, el contrato es cerrado y el sistema es critico, conviene un recorrido lineal con aprobaciones formales.</w:t>
+      </w:r>
+    </w:p>
+    <w:p>
+      <w:pPr>
+        <w:pStyle w:val="ListBullet2"/>
+      </w:pPr>
+      <w:r>
+        <w:rPr>
+          <w:b w:val="0"/>
+          <w:color w:val="4A4A49"/>
+          <w:sz w:val="22"/>
+        </w:rPr>
+        <w:t>Si el dominio es nuevo, el cliente descubre lo que quiere cuando lo ve, y hay margen para ajustar, conviene un recorrido en ciclos.</w:t>
+      </w:r>
+    </w:p>
+    <w:p>
+      <w:pPr>
+        <w:pStyle w:val="ListBullet2"/>
+      </w:pPr>
+      <w:r>
+        <w:rPr>
+          <w:b w:val="0"/>
+          <w:color w:val="4A4A49"/>
+          <w:sz w:val="22"/>
+        </w:rPr>
+        <w:t>En la clinica aplican los dos matices: los datos basicos de un paciente (nombre, especie, raza, propietario) son estables y se pueden cerrar temprano</w:t>
+      </w:r>
+    </w:p>
+    <w:p>
+      <w:pPr>
+        <w:pStyle w:val="ListBullet2"/>
+      </w:pPr>
+      <w:r>
+        <w:rPr>
+          <w:b w:val="0"/>
+          <w:color w:val="4A4A49"/>
+          <w:sz w:val="22"/>
+        </w:rPr>
+        <w:t>El tablero de metricas es incierto porque la clinica nunca ha visto uno y va a cambiar de opinion apenas lo vea.</w:t>
+      </w:r>
+    </w:p>
+    <w:p>
+      <w:pPr>
+        <w:pStyle w:val="ListBullet2"/>
+      </w:pPr>
+      <w:r>
+        <w:rPr>
+          <w:b w:val="0"/>
+          <w:color w:val="4A4A49"/>
+          <w:sz w:val="22"/>
+        </w:rPr>
+        <w:t>Ademas, el ciclo elegido debe caber en la realidad del curso: el estudiante que solo cursa Seminario cierra con documento de diseño y prototipo navegable</w:t>
+      </w:r>
+    </w:p>
+    <w:p>
+      <w:pPr>
+        <w:pStyle w:val="ListBullet2"/>
+      </w:pPr>
+      <w:r>
+        <w:rPr>
+          <w:b w:val="0"/>
+          <w:color w:val="4A4A49"/>
+          <w:sz w:val="22"/>
+        </w:rPr>
+        <w:t>Y esa es una ruta completa, porque el ciclo de vida del software incluye fases donde no se escribe una sola linea de codigo y aun asi se produce valor.</w:t>
+      </w:r>
+    </w:p>
+    <w:p>
+      <w:pPr>
+        <w:pStyle w:val="ListBullet2"/>
+      </w:pPr>
+      <w:r>
+        <w:rPr>
+          <w:b w:val="0"/>
+          <w:color w:val="4A4A49"/>
+          <w:sz w:val="22"/>
+        </w:rPr>
+        <w:t>Un ciclo de vida es, por definicion, la secuencia de fases que recorre un sistema desde la idea hasta su retiro, y elegir el recorrido es decidir cuantas veces y en que orden se pasa por ellas.</w:t>
+      </w:r>
+    </w:p>
+    <w:p>
+      <w:pPr>
+        <w:pStyle w:val="ListBullet2"/>
+      </w:pPr>
+      <w:r>
+        <w:rPr>
+          <w:b w:val="0"/>
+          <w:color w:val="4A4A49"/>
+          <w:sz w:val="22"/>
+        </w:rPr>
+        <w:t>El error comun es elegir el ciclo por costumbre del equipo y no por la estabilidad de los requisitos.</w:t>
+      </w:r>
+    </w:p>
+    <w:p>
+      <w:pPr>
+        <w:pStyle w:val="ListBullet2"/>
+      </w:pPr>
+      <w:r>
+        <w:rPr>
+          <w:b w:val="0"/>
+          <w:color w:val="4A4A49"/>
+          <w:sz w:val="22"/>
+        </w:rPr>
+        <w:t>NOTAS:</w:t>
       </w:r>
     </w:p>
     <w:p>
@@ -509,60 +1026,6 @@
           <w:sz w:val="22"/>
         </w:rPr>
         <w:t>En la clinica, un recorrido en ciclos permitiria mostrar primero la ficha del paciente y ajustar la agenda despues de escuchar a la recepcionista.</w:t>
-      </w:r>
-    </w:p>
-    <w:p>
-      <w:r>
-        <w:rPr>
-          <w:b/>
-          <w:color w:val="4A4A49"/>
-          <w:sz w:val="22"/>
-        </w:rPr>
-        <w:t>Como se elige el recorrido? (2/2)</w:t>
-      </w:r>
-      <w:r>
-        <w:rPr>
-          <w:b w:val="0"/>
-          <w:color w:val="4A4A49"/>
-          <w:sz w:val="22"/>
-        </w:rPr>
-        <w:t xml:space="preserve"> — 3 vinetas.</w:t>
-      </w:r>
-    </w:p>
-    <w:p>
-      <w:r>
-        <w:rPr>
-          <w:b/>
-          <w:color w:val="4A4A49"/>
-          <w:sz w:val="22"/>
-        </w:rPr>
-        <w:t>El recorrido lineal del ciclo de vida</w:t>
-      </w:r>
-      <w:r>
-        <w:rPr>
-          <w:b w:val="0"/>
-          <w:color w:val="4A4A49"/>
-          <w:sz w:val="22"/>
-        </w:rPr>
-        <w:t xml:space="preserve"> — 6 vinetas.</w:t>
-      </w:r>
-    </w:p>
-    <w:p>
-      <w:r>
-        <w:rPr>
-          <w:b/>
-          <w:color w:val="4A4A49"/>
-          <w:sz w:val="22"/>
-        </w:rPr>
-        <w:t>El mismo ciclo en tres vueltas</w:t>
-      </w:r>
-      <w:r>
-        <w:rPr>
-          <w:b w:val="0"/>
-          <w:color w:val="4A4A49"/>
-          <w:sz w:val="22"/>
-        </w:rPr>
-        <w:t xml:space="preserve"> — 15 vinetas.</w:t>
       </w:r>
     </w:p>
     <w:p>

--- a/Seminario de Sistemas/Kit docente/Clase 2/Guion Docente Clase 2 - Ciclos de vida del software.docx
+++ b/Seminario de Sistemas/Kit docente/Clase 2/Guion Docente Clase 2 - Ciclos de vida del software.docx
@@ -371,7 +371,7 @@
           <w:color w:val="4A4A49"/>
           <w:sz w:val="22"/>
         </w:rPr>
-        <w:t xml:space="preserve"> — 6 vinetas.</w:t>
+        <w:t xml:space="preserve"> — 3 vinetas.</w:t>
       </w:r>
     </w:p>
     <w:p>
@@ -389,7 +389,7 @@
           <w:color w:val="4A4A49"/>
           <w:sz w:val="22"/>
         </w:rPr>
-        <w:t xml:space="preserve"> — 12 vinetas.</w:t>
+        <w:t xml:space="preserve"> — 6 vinetas.</w:t>
       </w:r>
     </w:p>
     <w:p>
@@ -677,7 +677,7 @@
           <w:color w:val="4A4A49"/>
           <w:sz w:val="22"/>
         </w:rPr>
-        <w:t xml:space="preserve"> — 15 vinetas.</w:t>
+        <w:t xml:space="preserve"> — 17 vinetas.</w:t>
       </w:r>
     </w:p>
     <w:p>
